--- a/Ethics Form/CDT Information sheet V1.2.docx
+++ b/Ethics Form/CDT Information sheet V1.2.docx
@@ -2,190 +2,6 @@
 <file path=word/document.xml><?xml version="1.0" encoding="utf-8"?>
 <w:document xmlns:wpc="http://schemas.microsoft.com/office/word/2010/wordprocessingCanvas" xmlns:cx="http://schemas.microsoft.com/office/drawing/2014/chartex" xmlns:cx1="http://schemas.microsoft.com/office/drawing/2015/9/8/chartex" xmlns:cx2="http://schemas.microsoft.com/office/drawing/2015/10/21/chartex" xmlns:cx3="http://schemas.microsoft.com/office/drawing/2016/5/9/chartex" xmlns:cx4="http://schemas.microsoft.com/office/drawing/2016/5/10/chartex" xmlns:cx5="http://schemas.microsoft.com/office/drawing/2016/5/11/chartex" xmlns:cx6="http://schemas.microsoft.com/office/drawing/2016/5/12/chartex" xmlns:cx7="http://schemas.microsoft.com/office/drawing/2016/5/13/chartex" xmlns:cx8="http://schemas.microsoft.com/office/drawing/2016/5/14/chartex" xmlns:mc="http://schemas.openxmlformats.org/markup-compatibility/2006" xmlns:aink="http://schemas.microsoft.com/office/drawing/2016/ink" xmlns:am3d="http://schemas.microsoft.com/office/drawing/2017/model3d" xmlns:o="urn:schemas-microsoft-com:office:office" xmlns:oel="http://schemas.microsoft.com/office/2019/extlst" xmlns:r="http://schemas.openxmlformats.org/officeDocument/2006/relationships" xmlns:m="http://schemas.openxmlformats.org/officeDocument/2006/math" xmlns:v="urn:schemas-microsoft-com:vml" xmlns:wp14="http://schemas.microsoft.com/office/word/2010/wordprocessingDrawing" xmlns:wp="http://schemas.openxmlformats.org/drawingml/2006/wordprocessingDrawing" xmlns:w10="urn:schemas-microsoft-com:office:word" xmlns:w="http://schemas.openxmlformats.org/wordprocessingml/2006/main" xmlns:w14="http://schemas.microsoft.com/office/word/2010/wordml" xmlns:w15="http://schemas.microsoft.com/office/word/2012/wordml" xmlns:w16cex="http://schemas.microsoft.com/office/word/2018/wordml/cex" xmlns:w16cid="http://schemas.microsoft.com/office/word/2016/wordml/cid" xmlns:w16="http://schemas.microsoft.com/office/word/2018/wordml" xmlns:w16du="http://schemas.microsoft.com/office/word/2023/wordml/word16du" xmlns:w16sdtdh="http://schemas.microsoft.com/office/word/2020/wordml/sdtdatahash" xmlns:w16sdtfl="http://schemas.microsoft.com/office/word/2024/wordml/sdtformatlock" xmlns:w16se="http://schemas.microsoft.com/office/word/2015/wordml/symex" xmlns:wpg="http://schemas.microsoft.com/office/word/2010/wordprocessingGroup" xmlns:wpi="http://schemas.microsoft.com/office/word/2010/wordprocessingInk" xmlns:wne="http://schemas.microsoft.com/office/word/2006/wordml" xmlns:wps="http://schemas.microsoft.com/office/word/2010/wordprocessingShape" mc:Ignorable="w14 w15 w16se w16cid w16 w16cex w16sdtdh w16sdtfl w16du wp14">
   <w:body>
-    <w:p>
-      <w:pPr>
-        <w:jc w:val="center"/>
-        <w:rPr>
-          <w:rFonts w:ascii="Arial" w:hAnsi="Arial" w:cs="Arial"/>
-          <w:b/>
-          <w:bCs/>
-        </w:rPr>
-      </w:pPr>
-      <w:r>
-        <w:rPr>
-          <w:rFonts w:ascii="Arial" w:hAnsi="Arial" w:cs="Arial"/>
-          <w:b/>
-          <w:bCs/>
-        </w:rPr>
-        <w:t>NOTES</w:t>
-      </w:r>
-    </w:p>
-    <w:tbl>
-      <w:tblPr>
-        <w:tblStyle w:val="TableGrid"/>
-        <w:tblW w:w="0" w:type="auto"/>
-        <w:tblLook w:val="04A0" w:firstRow="1" w:lastRow="0" w:firstColumn="1" w:lastColumn="0" w:noHBand="0" w:noVBand="1"/>
-      </w:tblPr>
-      <w:tblGrid>
-        <w:gridCol w:w="9016"/>
-      </w:tblGrid>
-      <w:tr>
-        <w:tc>
-          <w:tcPr>
-            <w:tcW w:w="9016" w:type="dxa"/>
-          </w:tcPr>
-          <w:p>
-            <w:pPr>
-              <w:rPr>
-                <w:rFonts w:ascii="Arial" w:hAnsi="Arial" w:cs="Arial"/>
-                <w:b/>
-                <w:bCs/>
-                <w:color w:val="FF0000"/>
-              </w:rPr>
-            </w:pPr>
-            <w:r>
-              <w:rPr>
-                <w:rFonts w:ascii="Arial" w:hAnsi="Arial" w:cs="Arial"/>
-                <w:b/>
-                <w:bCs/>
-                <w:color w:val="FF0000"/>
-              </w:rPr>
-              <w:t xml:space="preserve">The following is a suggested template to help you compile a </w:t>
-            </w:r>
-            <w:r>
-              <w:rPr>
-                <w:rFonts w:ascii="Arial" w:hAnsi="Arial" w:cs="Arial"/>
-                <w:b/>
-                <w:bCs/>
-                <w:color w:val="FF0000"/>
-              </w:rPr>
-              <w:t xml:space="preserve">participant information sheet </w:t>
-            </w:r>
-            <w:r>
-              <w:rPr>
-                <w:rFonts w:ascii="Arial" w:hAnsi="Arial" w:cs="Arial"/>
-                <w:b/>
-                <w:bCs/>
-                <w:color w:val="FF0000"/>
-              </w:rPr>
-              <w:t xml:space="preserve">so that your participants can give their informed consent to participate in your project. </w:t>
-            </w:r>
-            <w:r>
-              <w:rPr>
-                <w:rFonts w:ascii="Arial" w:hAnsi="Arial" w:cs="Arial"/>
-                <w:b/>
-                <w:bCs/>
-                <w:color w:val="FF0000"/>
-              </w:rPr>
-              <w:t xml:space="preserve">You will need to add-in the highlighted components and adjust the text to suit your specific requirements. </w:t>
-            </w:r>
-          </w:p>
-          <w:p>
-            <w:pPr>
-              <w:rPr>
-                <w:rFonts w:ascii="Arial" w:hAnsi="Arial" w:cs="Arial"/>
-                <w:b/>
-                <w:bCs/>
-                <w:color w:val="FF0000"/>
-              </w:rPr>
-            </w:pPr>
-            <w:r>
-              <w:rPr>
-                <w:rFonts w:ascii="Arial" w:hAnsi="Arial" w:cs="Arial"/>
-                <w:b/>
-                <w:bCs/>
-                <w:color w:val="FF0000"/>
-              </w:rPr>
-              <w:t xml:space="preserve">When you have compiled your </w:t>
-            </w:r>
-            <w:r>
-              <w:rPr>
-                <w:rFonts w:ascii="Arial" w:hAnsi="Arial" w:cs="Arial"/>
-                <w:b/>
-                <w:bCs/>
-                <w:color w:val="FF0000"/>
-              </w:rPr>
-              <w:t>information sheet</w:t>
-            </w:r>
-            <w:r>
-              <w:rPr>
-                <w:rFonts w:ascii="Arial" w:hAnsi="Arial" w:cs="Arial"/>
-                <w:b/>
-                <w:bCs/>
-                <w:color w:val="FF0000"/>
-              </w:rPr>
-              <w:t>, you must get this draft agreed by your supervisor before sending it out. You need an email from your supervisor confirming that</w:t>
-            </w:r>
-            <w:r>
-              <w:rPr>
-                <w:rFonts w:ascii="Arial" w:hAnsi="Arial" w:cs="Arial"/>
-                <w:b/>
-                <w:bCs/>
-                <w:color w:val="FF0000"/>
-              </w:rPr>
-              <w:t xml:space="preserve"> it </w:t>
-            </w:r>
-            <w:r>
-              <w:rPr>
-                <w:rFonts w:ascii="Arial" w:hAnsi="Arial" w:cs="Arial"/>
-                <w:b/>
-                <w:bCs/>
-                <w:color w:val="FF0000"/>
-              </w:rPr>
-              <w:t>can be sent out.</w:t>
-            </w:r>
-          </w:p>
-          <w:p>
-            <w:pPr>
-              <w:rPr>
-                <w:rFonts w:ascii="Arial" w:hAnsi="Arial" w:cs="Arial"/>
-                <w:b/>
-                <w:bCs/>
-                <w:color w:val="FF0000"/>
-              </w:rPr>
-            </w:pPr>
-            <w:r>
-              <w:rPr>
-                <w:rFonts w:ascii="Arial" w:hAnsi="Arial" w:cs="Arial"/>
-                <w:b/>
-                <w:bCs/>
-                <w:color w:val="FF0000"/>
-              </w:rPr>
-              <w:t xml:space="preserve">You must use your BCU email address – do not use personal email addresses for university research. </w:t>
-            </w:r>
-          </w:p>
-          <w:p>
-            <w:pPr>
-              <w:rPr>
-                <w:rFonts w:ascii="Arial" w:hAnsi="Arial" w:cs="Arial"/>
-                <w:b/>
-                <w:bCs/>
-                <w:color w:val="FF0000"/>
-              </w:rPr>
-            </w:pPr>
-            <w:r>
-              <w:rPr>
-                <w:rFonts w:ascii="Arial" w:hAnsi="Arial" w:cs="Arial"/>
-                <w:b/>
-                <w:bCs/>
-                <w:color w:val="FF0000"/>
-              </w:rPr>
-              <w:t xml:space="preserve">If you change the ethical protocol from that agreed with your supervisor, approval must be sought from your supervisor before collecting any data.  </w:t>
-            </w:r>
-          </w:p>
-        </w:tc>
-      </w:tr>
-    </w:tbl>
-    <w:p>
-      <w:pPr>
-        <w:jc w:val="left"/>
-        <w:rPr>
-          <w:rFonts w:ascii="Arial" w:hAnsi="Arial" w:cs="Arial"/>
-          <w:b/>
-          <w:bCs/>
-        </w:rPr>
-      </w:pPr>
-    </w:p>
     <w:p>
       <w:pPr>
         <w:jc w:val="left"/>
@@ -239,7 +55,22 @@
         <w:rPr>
           <w:rFonts w:ascii="Arial" w:hAnsi="Arial" w:cs="Arial"/>
         </w:rPr>
-        <w:t>Jan Krasniewicz (Jan.Krasniewicz@bcu.ac.uk)</w:t>
+        <w:t>Jan Krasniewicz (</w:t>
+      </w:r>
+      <w:hyperlink r:id="rId8" w:history="1">
+        <w:r>
+          <w:rPr>
+            <w:rStyle w:val="Hyperlink"/>
+            <w:rFonts w:ascii="Arial" w:hAnsi="Arial" w:cs="Arial"/>
+          </w:rPr>
+          <w:t>Jan.Krasniewicz@bcu.ac.uk</w:t>
+        </w:r>
+      </w:hyperlink>
+      <w:r>
+        <w:rPr>
+          <w:rFonts w:ascii="Arial" w:hAnsi="Arial" w:cs="Arial"/>
+        </w:rPr>
+        <w:t>)</w:t>
       </w:r>
       <w:r>
         <w:rPr>
@@ -519,55 +350,117 @@
             <w:r>
               <w:rPr>
                 <w:rFonts w:ascii="Arial" w:hAnsi="Arial" w:cs="Arial"/>
-                <w:highlight w:val="yellow"/>
-              </w:rPr>
-              <w:t>[problem of topic]</w:t>
-            </w:r>
-            <w:r>
-              <w:rPr>
-                <w:rFonts w:ascii="Arial" w:hAnsi="Arial" w:cs="Arial"/>
-              </w:rPr>
-              <w:t xml:space="preserve"> and aims to </w:t>
-            </w:r>
-            <w:r>
-              <w:rPr>
-                <w:rFonts w:ascii="Arial" w:hAnsi="Arial" w:cs="Arial"/>
-                <w:highlight w:val="yellow"/>
-              </w:rPr>
-              <w:t>[aim(s)]</w:t>
-            </w:r>
-            <w:r>
-              <w:rPr>
-                <w:rFonts w:ascii="Arial" w:hAnsi="Arial" w:cs="Arial"/>
-              </w:rPr>
-              <w:t xml:space="preserve">.  The objectives of the project are </w:t>
-            </w:r>
-            <w:proofErr w:type="gramStart"/>
-            <w:r>
-              <w:rPr>
-                <w:rFonts w:ascii="Arial" w:hAnsi="Arial" w:cs="Arial"/>
-              </w:rPr>
-              <w:t>to:</w:t>
-            </w:r>
-            <w:proofErr w:type="gramEnd"/>
+              </w:rPr>
+              <w:t xml:space="preserve">the comparison between </w:t>
+            </w:r>
+            <w:proofErr w:type="spellStart"/>
+            <w:r>
+              <w:rPr>
+                <w:rFonts w:ascii="Arial" w:hAnsi="Arial" w:cs="Arial"/>
+              </w:rPr>
+              <w:t>reinforment</w:t>
+            </w:r>
+            <w:proofErr w:type="spellEnd"/>
+            <w:r>
+              <w:rPr>
+                <w:rFonts w:ascii="Arial" w:hAnsi="Arial" w:cs="Arial"/>
+              </w:rPr>
+              <w:t xml:space="preserve"> learning agents and behaviour tree ai systems in a game environment. It </w:t>
+            </w:r>
+            <w:r>
+              <w:rPr>
+                <w:rFonts w:ascii="Arial" w:hAnsi="Arial" w:cs="Arial"/>
+              </w:rPr>
+              <w:t xml:space="preserve">aims to </w:t>
+            </w:r>
+            <w:r>
+              <w:rPr>
+                <w:rFonts w:ascii="Arial" w:hAnsi="Arial" w:cs="Arial"/>
+              </w:rPr>
+              <w:t>understand which approach is more efficient in terms of adaptability and decision making in a dynamic environment</w:t>
+            </w:r>
+            <w:r>
+              <w:rPr>
+                <w:rFonts w:ascii="Arial" w:hAnsi="Arial" w:cs="Arial"/>
+              </w:rPr>
+              <w:t>.  The objectives of the project are to:</w:t>
+            </w:r>
             <w:r>
               <w:rPr>
                 <w:rFonts w:ascii="Arial" w:hAnsi="Arial" w:cs="Arial"/>
               </w:rPr>
               <w:t xml:space="preserve"> </w:t>
             </w:r>
-            <w:r>
-              <w:rPr>
-                <w:rFonts w:ascii="Arial" w:hAnsi="Arial" w:cs="Arial"/>
-                <w:highlight w:val="yellow"/>
-              </w:rPr>
-              <w:t>[objectives]</w:t>
-            </w:r>
-            <w:r>
-              <w:rPr>
-                <w:rFonts w:ascii="Arial" w:hAnsi="Arial" w:cs="Arial"/>
-              </w:rPr>
-              <w:t>:</w:t>
+          </w:p>
+          <w:p>
+            <w:pPr>
+              <w:pStyle w:val="ListParagraph"/>
+              <w:numPr>
+                <w:ilvl w:val="0"/>
+                <w:numId w:val="2"/>
+              </w:numPr>
+              <w:jc w:val="left"/>
+              <w:rPr>
+                <w:rFonts w:ascii="Arial" w:hAnsi="Arial" w:cs="Arial"/>
+              </w:rPr>
+            </w:pPr>
+            <w:r>
+              <w:rPr>
+                <w:rFonts w:ascii="Arial" w:hAnsi="Arial" w:cs="Arial"/>
+              </w:rPr>
+              <w:t xml:space="preserve">Evaluate the performance of RL </w:t>
+            </w:r>
+            <w:proofErr w:type="spellStart"/>
+            <w:r>
+              <w:rPr>
+                <w:rFonts w:ascii="Arial" w:hAnsi="Arial" w:cs="Arial"/>
+              </w:rPr>
+              <w:t>agetns</w:t>
+            </w:r>
+            <w:proofErr w:type="spellEnd"/>
+            <w:r>
+              <w:rPr>
+                <w:rFonts w:ascii="Arial" w:hAnsi="Arial" w:cs="Arial"/>
+              </w:rPr>
+              <w:t xml:space="preserve"> in comparison to BT AI in gaming scenarios.</w:t>
+            </w:r>
+          </w:p>
+          <w:p>
+            <w:pPr>
+              <w:pStyle w:val="ListParagraph"/>
+              <w:numPr>
+                <w:ilvl w:val="0"/>
+                <w:numId w:val="2"/>
+              </w:numPr>
+              <w:jc w:val="left"/>
+              <w:rPr>
+                <w:rFonts w:ascii="Arial" w:hAnsi="Arial" w:cs="Arial"/>
+              </w:rPr>
+            </w:pPr>
+            <w:r>
+              <w:rPr>
+                <w:rFonts w:ascii="Arial" w:hAnsi="Arial" w:cs="Arial"/>
+              </w:rPr>
+              <w:t>Measuring the adaptability of both AI systems when exposed to different gameplay challenges.</w:t>
+            </w:r>
+          </w:p>
+          <w:p>
+            <w:pPr>
+              <w:pStyle w:val="ListParagraph"/>
+              <w:numPr>
+                <w:ilvl w:val="0"/>
+                <w:numId w:val="2"/>
+              </w:numPr>
+              <w:jc w:val="left"/>
+              <w:rPr>
+                <w:rFonts w:ascii="Arial" w:hAnsi="Arial" w:cs="Arial"/>
+              </w:rPr>
+            </w:pPr>
+            <w:r>
+              <w:rPr>
+                <w:rFonts w:ascii="Arial" w:hAnsi="Arial" w:cs="Arial"/>
+              </w:rPr>
+              <w:t>Assess the level of complexity and development time required for both approaches.</w:t>
             </w:r>
           </w:p>
         </w:tc>
@@ -669,20 +562,19 @@
               <w:rPr>
                 <w:rFonts w:ascii="Arial" w:hAnsi="Arial" w:cs="Arial"/>
               </w:rPr>
-              <w:t xml:space="preserve"> about [</w:t>
-            </w:r>
-            <w:r>
-              <w:rPr>
-                <w:rFonts w:ascii="Arial" w:hAnsi="Arial" w:cs="Arial"/>
-                <w:highlight w:val="yellow"/>
-              </w:rPr>
-              <w:t>topic</w:t>
-            </w:r>
-            <w:r>
-              <w:rPr>
-                <w:rFonts w:ascii="Arial" w:hAnsi="Arial" w:cs="Arial"/>
-              </w:rPr>
-              <w:t>].</w:t>
+              <w:t xml:space="preserve"> about </w:t>
+            </w:r>
+            <w:r>
+              <w:rPr>
+                <w:rFonts w:ascii="Arial" w:hAnsi="Arial" w:cs="Arial"/>
+              </w:rPr>
+              <w:t>your experience with the game AI development, including familiarity with reinforcement learning agents and behaviour tree systems, as well as your views on their effectiveness, adaptability, and implementation complexity in a game environment</w:t>
+            </w:r>
+            <w:r>
+              <w:rPr>
+                <w:rFonts w:ascii="Arial" w:hAnsi="Arial" w:cs="Arial"/>
+              </w:rPr>
+              <w:t>.</w:t>
             </w:r>
           </w:p>
         </w:tc>
@@ -732,30 +624,29 @@
             <w:r>
               <w:rPr>
                 <w:rFonts w:ascii="Arial" w:hAnsi="Arial" w:cs="Arial"/>
-                <w:highlight w:val="yellow"/>
-              </w:rPr>
-              <w:t>[complete an online survey / participate in an online interview /provide access to data such as</w:t>
-            </w:r>
-            <w:r>
-              <w:rPr>
-                <w:rFonts w:ascii="Arial" w:hAnsi="Arial" w:cs="Arial"/>
-                <w:highlight w:val="yellow"/>
-              </w:rPr>
-              <w:t>…</w:t>
-            </w:r>
-            <w:r>
-              <w:rPr>
-                <w:rFonts w:ascii="Arial" w:hAnsi="Arial" w:cs="Arial"/>
-                <w:highlight w:val="yellow"/>
-              </w:rPr>
-              <w:t>/ provide feedback on…</w:t>
-            </w:r>
-            <w:r>
-              <w:rPr>
-                <w:rFonts w:ascii="Arial" w:hAnsi="Arial" w:cs="Arial"/>
-                <w:highlight w:val="yellow"/>
-              </w:rPr>
-              <w:t>].</w:t>
+              </w:rPr>
+              <w:t xml:space="preserve">complete an online survey to share your insights and </w:t>
+            </w:r>
+            <w:proofErr w:type="spellStart"/>
+            <w:r>
+              <w:rPr>
+                <w:rFonts w:ascii="Arial" w:hAnsi="Arial" w:cs="Arial"/>
+              </w:rPr>
+              <w:t>prossional</w:t>
+            </w:r>
+            <w:proofErr w:type="spellEnd"/>
+            <w:r>
+              <w:rPr>
+                <w:rFonts w:ascii="Arial" w:hAnsi="Arial" w:cs="Arial"/>
+              </w:rPr>
+              <w:t xml:space="preserve"> experience. You may also be asked to provide </w:t>
+            </w:r>
+            <w:r>
+              <w:rPr>
+                <w:rFonts w:ascii="Arial" w:hAnsi="Arial" w:cs="Arial"/>
+              </w:rPr>
+              <w:lastRenderedPageBreak/>
+              <w:t>feedback on the AI behaviour observed in the gameplay demonstrations or testing scenarios.</w:t>
             </w:r>
           </w:p>
         </w:tc>
@@ -826,29 +717,32 @@
             <w:r>
               <w:rPr>
                 <w:rFonts w:ascii="Arial" w:hAnsi="Arial" w:cs="Arial"/>
-                <w:highlight w:val="yellow"/>
-              </w:rPr>
-              <w:t>[number of times]</w:t>
-            </w:r>
-            <w:r>
-              <w:rPr>
-                <w:rFonts w:ascii="Arial" w:hAnsi="Arial" w:cs="Arial"/>
-              </w:rPr>
-              <w:t xml:space="preserve"> during </w:t>
-            </w:r>
-            <w:r>
-              <w:rPr>
-                <w:rFonts w:ascii="Arial" w:hAnsi="Arial" w:cs="Arial"/>
-                <w:highlight w:val="yellow"/>
-              </w:rPr>
-              <w:t xml:space="preserve">the [time period] for a duration of </w:t>
-            </w:r>
-            <w:r>
-              <w:rPr>
-                <w:rFonts w:ascii="Arial" w:hAnsi="Arial" w:cs="Arial"/>
-                <w:highlight w:val="yellow"/>
-              </w:rPr>
-              <w:t>[duration]</w:t>
+              </w:rPr>
+              <w:t xml:space="preserve">once </w:t>
+            </w:r>
+            <w:r>
+              <w:rPr>
+                <w:rFonts w:ascii="Arial" w:hAnsi="Arial" w:cs="Arial"/>
+              </w:rPr>
+              <w:t xml:space="preserve">during </w:t>
+            </w:r>
+            <w:r>
+              <w:rPr>
+                <w:rFonts w:ascii="Arial" w:hAnsi="Arial" w:cs="Arial"/>
+              </w:rPr>
+              <w:t xml:space="preserve">April 2026 </w:t>
+            </w:r>
+            <w:r>
+              <w:rPr>
+                <w:rFonts w:ascii="Arial" w:hAnsi="Arial" w:cs="Arial"/>
+              </w:rPr>
+              <w:t xml:space="preserve">for a duration of </w:t>
+            </w:r>
+            <w:r>
+              <w:rPr>
+                <w:rFonts w:ascii="Arial" w:hAnsi="Arial" w:cs="Arial"/>
+              </w:rPr>
+              <w:t>around 20 to 40 minutes</w:t>
             </w:r>
             <w:r>
               <w:rPr>
@@ -1018,9 +912,14 @@
             <w:r>
               <w:rPr>
                 <w:rFonts w:ascii="Arial" w:hAnsi="Arial" w:cs="Arial"/>
-                <w:highlight w:val="yellow"/>
-              </w:rPr>
-              <w:t>[Month Year]</w:t>
+              </w:rPr>
+              <w:t>April</w:t>
+            </w:r>
+            <w:r>
+              <w:rPr>
+                <w:rFonts w:ascii="Arial" w:hAnsi="Arial" w:cs="Arial"/>
+              </w:rPr>
+              <w:t xml:space="preserve"> 2026</w:t>
             </w:r>
             <w:r>
               <w:rPr>
@@ -1043,9 +942,8 @@
             <w:r>
               <w:rPr>
                 <w:rFonts w:ascii="Arial" w:hAnsi="Arial" w:cs="Arial"/>
-                <w:highlight w:val="yellow"/>
-              </w:rPr>
-              <w:t>[Month Year]</w:t>
+              </w:rPr>
+              <w:t>May 2026</w:t>
             </w:r>
             <w:r>
               <w:rPr>
@@ -1459,29 +1357,94 @@
               <w:rPr>
                 <w:rFonts w:ascii="Arial" w:hAnsi="Arial" w:cs="Arial"/>
               </w:rPr>
-              <w:t xml:space="preserve"> after which time it may not be possible to remove your data from the aggregated research results.</w:t>
-            </w:r>
-          </w:p>
-          <w:p>
-            <w:pPr>
-              <w:jc w:val="left"/>
-              <w:rPr>
-                <w:rFonts w:ascii="Arial" w:hAnsi="Arial" w:cs="Arial"/>
-              </w:rPr>
-            </w:pPr>
+              <w:t xml:space="preserve"> after which </w:t>
+            </w:r>
             <w:r>
               <w:rPr>
                 <w:rFonts w:ascii="Arial" w:hAnsi="Arial" w:cs="Arial"/>
               </w:rPr>
               <w:lastRenderedPageBreak/>
-              <w:t xml:space="preserve">Please contact me via email </w:t>
-            </w:r>
-            <w:r>
-              <w:rPr>
-                <w:rFonts w:ascii="Arial" w:hAnsi="Arial" w:cs="Arial"/>
-                <w:highlight w:val="yellow"/>
-              </w:rPr>
-              <w:t xml:space="preserve">at [email@bcu.ac.uk] and my supervisor, [supervisor name], via email at [supervisor email@bcu.ac.uk]. </w:t>
+              <w:t>time it may not be possible to remove your data from the aggregated research results.</w:t>
+            </w:r>
+          </w:p>
+          <w:p>
+            <w:pPr>
+              <w:jc w:val="left"/>
+              <w:rPr>
+                <w:rFonts w:ascii="Arial" w:hAnsi="Arial" w:cs="Arial"/>
+              </w:rPr>
+            </w:pPr>
+            <w:r>
+              <w:rPr>
+                <w:rFonts w:ascii="Arial" w:hAnsi="Arial" w:cs="Arial"/>
+              </w:rPr>
+              <w:t xml:space="preserve">Please contact me via </w:t>
+            </w:r>
+            <w:r>
+              <w:rPr>
+                <w:rFonts w:ascii="Arial" w:hAnsi="Arial" w:cs="Arial"/>
+              </w:rPr>
+              <w:t xml:space="preserve">email </w:t>
+            </w:r>
+            <w:r>
+              <w:rPr>
+                <w:rFonts w:ascii="Arial" w:hAnsi="Arial" w:cs="Arial"/>
+              </w:rPr>
+              <w:t xml:space="preserve">at </w:t>
+            </w:r>
+            <w:hyperlink r:id="rId9" w:history="1">
+              <w:r>
+                <w:rPr>
+                  <w:rStyle w:val="Hyperlink"/>
+                  <w:rFonts w:ascii="Arial" w:hAnsi="Arial" w:cs="Arial"/>
+                </w:rPr>
+                <w:t>Tamer.Hussen@mail.bcu.ac.uk</w:t>
+              </w:r>
+            </w:hyperlink>
+            <w:r>
+              <w:rPr>
+                <w:rFonts w:ascii="Arial" w:hAnsi="Arial" w:cs="Arial"/>
+              </w:rPr>
+              <w:t>,</w:t>
+            </w:r>
+            <w:r>
+              <w:rPr>
+                <w:rFonts w:ascii="Arial" w:hAnsi="Arial" w:cs="Arial"/>
+              </w:rPr>
+              <w:t xml:space="preserve"> and my supervisor, </w:t>
+            </w:r>
+            <w:r>
+              <w:rPr>
+                <w:rFonts w:ascii="Arial" w:hAnsi="Arial" w:cs="Arial"/>
+              </w:rPr>
+              <w:t>Jan Krasniewicz</w:t>
+            </w:r>
+            <w:r>
+              <w:rPr>
+                <w:rFonts w:ascii="Arial" w:hAnsi="Arial" w:cs="Arial"/>
+              </w:rPr>
+              <w:t xml:space="preserve">, via email at </w:t>
+            </w:r>
+            <w:hyperlink r:id="rId10" w:history="1">
+              <w:r>
+                <w:rPr>
+                  <w:rStyle w:val="Hyperlink"/>
+                  <w:rFonts w:ascii="Arial" w:hAnsi="Arial" w:cs="Arial"/>
+                </w:rPr>
+                <w:t>Jan.Krasniewicz@bcu.ac.uk</w:t>
+              </w:r>
+            </w:hyperlink>
+            <w:r>
+              <w:rPr>
+                <w:rFonts w:ascii="Arial" w:hAnsi="Arial" w:cs="Arial"/>
+              </w:rPr>
+              <w:t>.</w:t>
+            </w:r>
+            <w:r>
+              <w:rPr>
+                <w:rFonts w:ascii="Arial" w:hAnsi="Arial" w:cs="Arial"/>
+              </w:rPr>
+              <w:t xml:space="preserve"> </w:t>
             </w:r>
             <w:r>
               <w:rPr>
@@ -1576,7 +1539,34 @@
               <w:rPr>
                 <w:rFonts w:ascii="Arial" w:hAnsi="Arial" w:cs="Arial"/>
               </w:rPr>
-              <w:t>, [supervisor name], via email at [supervisor email@bcu.ac.uk],</w:t>
+              <w:t xml:space="preserve">, </w:t>
+            </w:r>
+            <w:r>
+              <w:rPr>
+                <w:rFonts w:ascii="Arial" w:hAnsi="Arial" w:cs="Arial"/>
+              </w:rPr>
+              <w:t>Jan Krasniewicz</w:t>
+            </w:r>
+            <w:r>
+              <w:rPr>
+                <w:rFonts w:ascii="Arial" w:hAnsi="Arial" w:cs="Arial"/>
+              </w:rPr>
+              <w:t xml:space="preserve">, via email at </w:t>
+            </w:r>
+            <w:hyperlink r:id="rId11" w:history="1">
+              <w:r>
+                <w:rPr>
+                  <w:rStyle w:val="Hyperlink"/>
+                  <w:rFonts w:ascii="Arial" w:hAnsi="Arial" w:cs="Arial"/>
+                </w:rPr>
+                <w:t>Jan.Krasniewicz@bcu.ac.uk</w:t>
+              </w:r>
+            </w:hyperlink>
+            <w:r>
+              <w:rPr>
+                <w:rFonts w:ascii="Arial" w:hAnsi="Arial" w:cs="Arial"/>
+              </w:rPr>
+              <w:t>,</w:t>
             </w:r>
             <w:r>
               <w:rPr>
@@ -1604,7 +1594,7 @@
               </w:rPr>
               <w:t> </w:t>
             </w:r>
-            <w:hyperlink r:id="rId7" w:history="1">
+            <w:hyperlink r:id="rId12" w:history="1">
               <w:r>
                 <w:rPr>
                   <w:rStyle w:val="Hyperlink"/>
@@ -1645,7 +1635,7 @@
               </w:rPr>
               <w:t xml:space="preserve">If you wish to raise concerns about how your personal data is used.   Please contact the Data Protection Officer at </w:t>
             </w:r>
-            <w:hyperlink r:id="rId8" w:history="1">
+            <w:hyperlink r:id="rId13" w:history="1">
               <w:r>
                 <w:rPr>
                   <w:rStyle w:val="Hyperlink"/>
@@ -1684,7 +1674,7 @@
               </w:rPr>
               <w:t xml:space="preserve">available at </w:t>
             </w:r>
-            <w:hyperlink r:id="rId9" w:history="1">
+            <w:hyperlink r:id="rId14" w:history="1">
               <w:r>
                 <w:rPr>
                   <w:rStyle w:val="Hyperlink"/>
@@ -1744,12 +1734,20 @@
               </w:rPr>
               <w:t xml:space="preserve">Please contact me via email </w:t>
             </w:r>
-            <w:r>
-              <w:rPr>
-                <w:rFonts w:ascii="Arial" w:hAnsi="Arial" w:cs="Arial"/>
-                <w:highlight w:val="yellow"/>
-              </w:rPr>
-              <w:t>[email address @bcu.ac.uk]</w:t>
+            <w:hyperlink r:id="rId15" w:history="1">
+              <w:r>
+                <w:rPr>
+                  <w:rStyle w:val="Hyperlink"/>
+                  <w:rFonts w:ascii="Arial" w:hAnsi="Arial" w:cs="Arial"/>
+                </w:rPr>
+                <w:t>Tamer.Hussen@mail.bcu.ac.uk</w:t>
+              </w:r>
+            </w:hyperlink>
+            <w:r>
+              <w:rPr>
+                <w:rFonts w:ascii="Arial" w:hAnsi="Arial" w:cs="Arial"/>
+              </w:rPr>
+              <w:t>.</w:t>
             </w:r>
           </w:p>
         </w:tc>
@@ -1764,8 +1762,8 @@
       </w:pPr>
     </w:p>
     <w:sectPr>
-      <w:headerReference w:type="default" r:id="rId10"/>
-      <w:footerReference w:type="default" r:id="rId11"/>
+      <w:headerReference w:type="default" r:id="rId16"/>
+      <w:footerReference w:type="default" r:id="rId17"/>
       <w:pgSz w:w="11906" w:h="16838"/>
       <w:pgMar w:top="1985" w:right="1440" w:bottom="1440" w:left="1440" w:header="709" w:footer="708" w:gutter="0"/>
       <w:cols w:space="708"/>
@@ -1822,7 +1820,25 @@
         <w:sz w:val="18"/>
         <w:szCs w:val="18"/>
       </w:rPr>
-      <w:t>Version 1.2- 2025  03/102025</w:t>
+      <w:t xml:space="preserve">Version 1.2- </w:t>
+    </w:r>
+    <w:proofErr w:type="gramStart"/>
+    <w:r>
+      <w:rPr>
+        <w:rFonts w:ascii="Arial" w:hAnsi="Arial" w:cs="Arial"/>
+        <w:sz w:val="18"/>
+        <w:szCs w:val="18"/>
+      </w:rPr>
+      <w:t>2025  03</w:t>
+    </w:r>
+    <w:proofErr w:type="gramEnd"/>
+    <w:r>
+      <w:rPr>
+        <w:rFonts w:ascii="Arial" w:hAnsi="Arial" w:cs="Arial"/>
+        <w:sz w:val="18"/>
+        <w:szCs w:val="18"/>
+      </w:rPr>
+      <w:t>/102025</w:t>
     </w:r>
     <w:r>
       <w:rPr>
@@ -1883,13 +1899,16 @@
         <w:noProof/>
       </w:rPr>
       <w:drawing>
-        <wp:inline distT="0" distB="0" distL="0" distR="0" wp14:anchorId="7ED2F9EF" wp14:editId="5EA96FE1">
+        <wp:inline distT="0" distB="0" distL="0" distR="0" wp14:anchorId="7ED2F9EF" wp14:editId="0325FADC">
           <wp:extent cx="2093887" cy="603443"/>
           <wp:effectExtent l="0" t="0" r="0" b="0"/>
-          <wp:docPr id="2028029945" name="Picture 7" descr="A black background with blue text&#10;&#10;AI-generated content may be incorrect.">
+          <wp:docPr id="2028029945" name="Picture 7">
             <a:extLst xmlns:a="http://schemas.openxmlformats.org/drawingml/2006/main">
               <a:ext uri="{FF2B5EF4-FFF2-40B4-BE49-F238E27FC236}">
                 <a16:creationId xmlns:a16="http://schemas.microsoft.com/office/drawing/2014/main" id="{3C4FDA47-B851-C24E-8DE1-C8721BDCBA1D}"/>
+              </a:ext>
+              <a:ext uri="{C183D7F6-B498-43B3-948B-1728B52AA6E4}">
+                <adec:decorative xmlns:adec="http://schemas.microsoft.com/office/drawing/2017/decorative" val="1"/>
               </a:ext>
             </a:extLst>
           </wp:docPr>
@@ -1900,10 +1919,13 @@
             <a:graphicData uri="http://schemas.openxmlformats.org/drawingml/2006/picture">
               <pic:pic xmlns:pic="http://schemas.openxmlformats.org/drawingml/2006/picture">
                 <pic:nvPicPr>
-                  <pic:cNvPr id="8" name="Picture 7" descr="A black background with blue text&#10;&#10;AI-generated content may be incorrect.">
+                  <pic:cNvPr id="2028029945" name="Picture 7">
                     <a:extLst>
                       <a:ext uri="{FF2B5EF4-FFF2-40B4-BE49-F238E27FC236}">
                         <a16:creationId xmlns:a16="http://schemas.microsoft.com/office/drawing/2014/main" id="{3C4FDA47-B851-C24E-8DE1-C8721BDCBA1D}"/>
+                      </a:ext>
+                      <a:ext uri="{C183D7F6-B498-43B3-948B-1728B52AA6E4}">
+                        <adec:decorative xmlns:adec="http://schemas.microsoft.com/office/drawing/2017/decorative" val="1"/>
                       </a:ext>
                     </a:extLst>
                   </pic:cNvPr>
@@ -1967,6 +1989,118 @@
 <file path=word/numbering.xml><?xml version="1.0" encoding="utf-8"?>
 <w:numbering xmlns:wpc="http://schemas.microsoft.com/office/word/2010/wordprocessingCanvas" xmlns:cx="http://schemas.microsoft.com/office/drawing/2014/chartex" xmlns:cx1="http://schemas.microsoft.com/office/drawing/2015/9/8/chartex" xmlns:cx2="http://schemas.microsoft.com/office/drawing/2015/10/21/chartex" xmlns:cx3="http://schemas.microsoft.com/office/drawing/2016/5/9/chartex" xmlns:cx4="http://schemas.microsoft.com/office/drawing/2016/5/10/chartex" xmlns:cx5="http://schemas.microsoft.com/office/drawing/2016/5/11/chartex" xmlns:cx6="http://schemas.microsoft.com/office/drawing/2016/5/12/chartex" xmlns:cx7="http://schemas.microsoft.com/office/drawing/2016/5/13/chartex" xmlns:cx8="http://schemas.microsoft.com/office/drawing/2016/5/14/chartex" xmlns:mc="http://schemas.openxmlformats.org/markup-compatibility/2006" xmlns:aink="http://schemas.microsoft.com/office/drawing/2016/ink" xmlns:am3d="http://schemas.microsoft.com/office/drawing/2017/model3d" xmlns:o="urn:schemas-microsoft-com:office:office" xmlns:oel="http://schemas.microsoft.com/office/2019/extlst" xmlns:r="http://schemas.openxmlformats.org/officeDocument/2006/relationships" xmlns:m="http://schemas.openxmlformats.org/officeDocument/2006/math" xmlns:v="urn:schemas-microsoft-com:vml" xmlns:wp14="http://schemas.microsoft.com/office/word/2010/wordprocessingDrawing" xmlns:wp="http://schemas.openxmlformats.org/drawingml/2006/wordprocessingDrawing" xmlns:w10="urn:schemas-microsoft-com:office:word" xmlns:w="http://schemas.openxmlformats.org/wordprocessingml/2006/main" xmlns:w14="http://schemas.microsoft.com/office/word/2010/wordml" xmlns:w15="http://schemas.microsoft.com/office/word/2012/wordml" xmlns:w16cex="http://schemas.microsoft.com/office/word/2018/wordml/cex" xmlns:w16cid="http://schemas.microsoft.com/office/word/2016/wordml/cid" xmlns:w16="http://schemas.microsoft.com/office/word/2018/wordml" xmlns:w16du="http://schemas.microsoft.com/office/word/2023/wordml/word16du" xmlns:w16sdtdh="http://schemas.microsoft.com/office/word/2020/wordml/sdtdatahash" xmlns:w16sdtfl="http://schemas.microsoft.com/office/word/2024/wordml/sdtformatlock" xmlns:w16se="http://schemas.microsoft.com/office/word/2015/wordml/symex" xmlns:wpg="http://schemas.microsoft.com/office/word/2010/wordprocessingGroup" xmlns:wpi="http://schemas.microsoft.com/office/word/2010/wordprocessingInk" xmlns:wne="http://schemas.microsoft.com/office/word/2006/wordml" xmlns:wps="http://schemas.microsoft.com/office/word/2010/wordprocessingShape" mc:Ignorable="w14 w15 w16se w16cid w16 w16cex w16sdtdh w16sdtfl w16du wp14">
   <w:abstractNum w:abstractNumId="0" w15:restartNumberingAfterBreak="0">
+    <w:nsid w:val="40CD2C00"/>
+    <w:multiLevelType w:val="hybridMultilevel"/>
+    <w:tmpl w:val="A3EC2CBA"/>
+    <w:lvl w:ilvl="0" w:tplc="FACE59BA">
+      <w:numFmt w:val="bullet"/>
+      <w:lvlText w:val=""/>
+      <w:lvlJc w:val="left"/>
+      <w:pPr>
+        <w:ind w:left="720" w:hanging="360"/>
+      </w:pPr>
+      <w:rPr>
+        <w:rFonts w:ascii="Symbol" w:eastAsiaTheme="minorEastAsia" w:hAnsi="Symbol" w:cs="Arial" w:hint="default"/>
+      </w:rPr>
+    </w:lvl>
+    <w:lvl w:ilvl="1" w:tplc="08090003" w:tentative="1">
+      <w:start w:val="1"/>
+      <w:numFmt w:val="bullet"/>
+      <w:lvlText w:val="o"/>
+      <w:lvlJc w:val="left"/>
+      <w:pPr>
+        <w:ind w:left="1440" w:hanging="360"/>
+      </w:pPr>
+      <w:rPr>
+        <w:rFonts w:ascii="Courier New" w:hAnsi="Courier New" w:cs="Courier New" w:hint="default"/>
+      </w:rPr>
+    </w:lvl>
+    <w:lvl w:ilvl="2" w:tplc="08090005" w:tentative="1">
+      <w:start w:val="1"/>
+      <w:numFmt w:val="bullet"/>
+      <w:lvlText w:val=""/>
+      <w:lvlJc w:val="left"/>
+      <w:pPr>
+        <w:ind w:left="2160" w:hanging="360"/>
+      </w:pPr>
+      <w:rPr>
+        <w:rFonts w:ascii="Wingdings" w:hAnsi="Wingdings" w:hint="default"/>
+      </w:rPr>
+    </w:lvl>
+    <w:lvl w:ilvl="3" w:tplc="08090001" w:tentative="1">
+      <w:start w:val="1"/>
+      <w:numFmt w:val="bullet"/>
+      <w:lvlText w:val=""/>
+      <w:lvlJc w:val="left"/>
+      <w:pPr>
+        <w:ind w:left="2880" w:hanging="360"/>
+      </w:pPr>
+      <w:rPr>
+        <w:rFonts w:ascii="Symbol" w:hAnsi="Symbol" w:hint="default"/>
+      </w:rPr>
+    </w:lvl>
+    <w:lvl w:ilvl="4" w:tplc="08090003" w:tentative="1">
+      <w:start w:val="1"/>
+      <w:numFmt w:val="bullet"/>
+      <w:lvlText w:val="o"/>
+      <w:lvlJc w:val="left"/>
+      <w:pPr>
+        <w:ind w:left="3600" w:hanging="360"/>
+      </w:pPr>
+      <w:rPr>
+        <w:rFonts w:ascii="Courier New" w:hAnsi="Courier New" w:cs="Courier New" w:hint="default"/>
+      </w:rPr>
+    </w:lvl>
+    <w:lvl w:ilvl="5" w:tplc="08090005" w:tentative="1">
+      <w:start w:val="1"/>
+      <w:numFmt w:val="bullet"/>
+      <w:lvlText w:val=""/>
+      <w:lvlJc w:val="left"/>
+      <w:pPr>
+        <w:ind w:left="4320" w:hanging="360"/>
+      </w:pPr>
+      <w:rPr>
+        <w:rFonts w:ascii="Wingdings" w:hAnsi="Wingdings" w:hint="default"/>
+      </w:rPr>
+    </w:lvl>
+    <w:lvl w:ilvl="6" w:tplc="08090001" w:tentative="1">
+      <w:start w:val="1"/>
+      <w:numFmt w:val="bullet"/>
+      <w:lvlText w:val=""/>
+      <w:lvlJc w:val="left"/>
+      <w:pPr>
+        <w:ind w:left="5040" w:hanging="360"/>
+      </w:pPr>
+      <w:rPr>
+        <w:rFonts w:ascii="Symbol" w:hAnsi="Symbol" w:hint="default"/>
+      </w:rPr>
+    </w:lvl>
+    <w:lvl w:ilvl="7" w:tplc="08090003" w:tentative="1">
+      <w:start w:val="1"/>
+      <w:numFmt w:val="bullet"/>
+      <w:lvlText w:val="o"/>
+      <w:lvlJc w:val="left"/>
+      <w:pPr>
+        <w:ind w:left="5760" w:hanging="360"/>
+      </w:pPr>
+      <w:rPr>
+        <w:rFonts w:ascii="Courier New" w:hAnsi="Courier New" w:cs="Courier New" w:hint="default"/>
+      </w:rPr>
+    </w:lvl>
+    <w:lvl w:ilvl="8" w:tplc="08090005" w:tentative="1">
+      <w:start w:val="1"/>
+      <w:numFmt w:val="bullet"/>
+      <w:lvlText w:val=""/>
+      <w:lvlJc w:val="left"/>
+      <w:pPr>
+        <w:ind w:left="6480" w:hanging="360"/>
+      </w:pPr>
+      <w:rPr>
+        <w:rFonts w:ascii="Wingdings" w:hAnsi="Wingdings" w:hint="default"/>
+      </w:rPr>
+    </w:lvl>
+  </w:abstractNum>
+  <w:abstractNum w:abstractNumId="1" w15:restartNumberingAfterBreak="0">
     <w:nsid w:val="7D2A1976"/>
     <w:multiLevelType w:val="hybridMultilevel"/>
     <w:tmpl w:val="F65A7A98"/>
@@ -2056,6 +2190,9 @@
     </w:lvl>
   </w:abstractNum>
   <w:num w:numId="1" w16cid:durableId="1204053052">
+    <w:abstractNumId w:val="1"/>
+  </w:num>
+  <w:num w:numId="2" w16cid:durableId="316305024">
     <w:abstractNumId w:val="0"/>
   </w:num>
 </w:numbering>
@@ -2897,4 +3034,16 @@
     </a:ext>
   </a:extLst>
 </a:theme>
+</file>
+
+<file path=customXml/item1.xml><?xml version="1.0" encoding="utf-8"?>
+<b:Sources xmlns:b="http://schemas.openxmlformats.org/officeDocument/2006/bibliography" xmlns="http://schemas.openxmlformats.org/officeDocument/2006/bibliography" SelectedStyle="\APASixthEditionOfficeOnline.xsl" StyleName="APA" Version="6"/>
+</file>
+
+<file path=customXml/itemProps1.xml><?xml version="1.0" encoding="utf-8"?>
+<ds:datastoreItem xmlns:ds="http://schemas.openxmlformats.org/officeDocument/2006/customXml" ds:itemID="{261C64EC-C997-42E5-98CA-6E2E1FADC830}">
+  <ds:schemaRefs>
+    <ds:schemaRef ds:uri="http://schemas.openxmlformats.org/officeDocument/2006/bibliography"/>
+  </ds:schemaRefs>
+</ds:datastoreItem>
 </file>
--- a/Ethics Form/CDT Information sheet V1.2.docx
+++ b/Ethics Form/CDT Information sheet V1.2.docx
@@ -82,7 +82,25 @@
         <w:rPr>
           <w:rFonts w:ascii="Arial" w:hAnsi="Arial" w:cs="Arial"/>
         </w:rPr>
-        <w:t>April 2026 to 5</w:t>
+        <w:t>October</w:t>
+      </w:r>
+      <w:r>
+        <w:rPr>
+          <w:rFonts w:ascii="Arial" w:hAnsi="Arial" w:cs="Arial"/>
+        </w:rPr>
+        <w:t xml:space="preserve"> 202</w:t>
+      </w:r>
+      <w:r>
+        <w:rPr>
+          <w:rFonts w:ascii="Arial" w:hAnsi="Arial" w:cs="Arial"/>
+        </w:rPr>
+        <w:t>5</w:t>
+      </w:r>
+      <w:r>
+        <w:rPr>
+          <w:rFonts w:ascii="Arial" w:hAnsi="Arial" w:cs="Arial"/>
+        </w:rPr>
+        <w:t xml:space="preserve"> to 5</w:t>
       </w:r>
       <w:r>
         <w:rPr>
@@ -1820,25 +1838,7 @@
         <w:sz w:val="18"/>
         <w:szCs w:val="18"/>
       </w:rPr>
-      <w:t xml:space="preserve">Version 1.2- </w:t>
-    </w:r>
-    <w:proofErr w:type="gramStart"/>
-    <w:r>
-      <w:rPr>
-        <w:rFonts w:ascii="Arial" w:hAnsi="Arial" w:cs="Arial"/>
-        <w:sz w:val="18"/>
-        <w:szCs w:val="18"/>
-      </w:rPr>
-      <w:t>2025  03</w:t>
-    </w:r>
-    <w:proofErr w:type="gramEnd"/>
-    <w:r>
-      <w:rPr>
-        <w:rFonts w:ascii="Arial" w:hAnsi="Arial" w:cs="Arial"/>
-        <w:sz w:val="18"/>
-        <w:szCs w:val="18"/>
-      </w:rPr>
-      <w:t>/102025</w:t>
+      <w:t>Version 1.2- 2025  03/102025</w:t>
     </w:r>
     <w:r>
       <w:rPr>
